--- a/data/Dialogues multilateral_Internet Governance Forum, 19th meeting.docx
+++ b/data/Dialogues multilateral_Internet Governance Forum, 19th meeting.docx
@@ -2,13 +2,13 @@
 <file path=word/document.xml><?xml version="1.0" encoding="utf-8"?>
 <w:document xmlns:w="http://schemas.openxmlformats.org/wordprocessingml/2006/main" xmlns:m="http://schemas.openxmlformats.org/officeDocument/2006/math" xmlns:r="http://schemas.openxmlformats.org/officeDocument/2006/relationships" xmlns:o="urn:schemas-microsoft-com:office:office" xmlns:v="urn:schemas-microsoft-com:vml" xmlns:w10="urn:schemas-microsoft-com:office:word" xmlns:a="http://schemas.openxmlformats.org/drawingml/2006/main" xmlns:pic="http://schemas.openxmlformats.org/drawingml/2006/picture" xmlns:wp="http://schemas.openxmlformats.org/drawingml/2006/wordprocessingDrawing">
   <w:body>
-    <w:bookmarkStart w:id="26" w:name="Xafef02de8ead1738dccc9124b976a6209246581"/>
+    <w:bookmarkStart w:id="26" w:name="document-title-not-available"/>
     <w:p>
       <w:pPr>
         <w:pStyle w:val="Heading1"/>
       </w:pPr>
       <w:r>
-        <w:t xml:space="preserve">IGF 2024: Internet Governance Forum Overview</w:t>
+        <w:t xml:space="preserve">Document Title Not Available</w:t>
       </w:r>
     </w:p>
     <w:p>
@@ -23,7 +23,7 @@
         <w:t xml:space="preserve">Date</w:t>
       </w:r>
       <w:r>
-        <w:t xml:space="preserve">: Date not specified</w:t>
+        <w:t xml:space="preserve">: 2024</w:t>
       </w:r>
     </w:p>
     <w:p>
@@ -55,7 +55,7 @@
         <w:pStyle w:val="FirstParagraph"/>
       </w:pPr>
       <w:r>
-        <w:t xml:space="preserve">Executive summary not available in the source document.</w:t>
+        <w:t xml:space="preserve">The provided document appears to be a corrupted or improperly rendered file related to the 19th meeting of the Internet Governance Forum (IGF) 2024. Due to the extensive presence of unreadable characters and formatting errors, no coherent information or substantive content about the forum’s agenda, discussions, or outcomes can be extracted. Consequently, a meaningful executive summary cannot be generated from the available text.</w:t>
       </w:r>
     </w:p>
     <w:bookmarkEnd w:id="20"/>
